--- a/docs/PITCH_DECK.docx
+++ b/docs/PITCH_DECK.docx
@@ -848,7 +848,7 @@
           <w:i/>
           <w:color w:val="475569"/>
         </w:rPr>
-        <w:t>*"Every successful signal generates a 256-bit cryptographic SHA-256 digest linked to the payment transaction ID. Our PyTeal ARC-4 smart contract writes this hash to Algorand Box Storage. Anyone can click the AlgoKit Lora Explorer link in the receipt to verify the exact signal parameters immutably on-chain."*</w:t>
+        <w:t>*"Every successful signal generates a 256-bit cryptographic SHA-256 attestation digest (`sha256(token:score:verdict:txId:timestamp)`). This cryptographic receipt hash is indelibly anchored to the payment transaction ID on Algorand Testnet. Anyone can click the AlgoKit Lora Explorer link in the receipt to verify the exact signal parameters immutably on-chain."*</w:t>
       </w:r>
     </w:p>
     <w:p>

--- a/docs/PITCH_DECK.docx
+++ b/docs/PITCH_DECK.docx
@@ -929,7 +929,7 @@
         <w:br/>
         <w:t xml:space="preserve">                         │ ⚡ Hono Orchestrator (EC2) │</w:t>
         <w:br/>
-        <w:t xml:space="preserve">                         │   x402 Payment Middleware │</w:t>
+        <w:t xml:space="preserve">                         │   HTTP 402 Payment Gate   │</w:t>
         <w:br/>
         <w:t xml:space="preserve">                         │   Rate Limiter (10/min)   │</w:t>
         <w:br/>
@@ -1740,7 +1740,7 @@
         <w:rPr>
           <w:b/>
         </w:rPr>
-        <w:t>Q: Why use Box Storage instead of transaction notes?</w:t>
+        <w:t>Q: How is payment verified on-chain?</w:t>
       </w:r>
       <w:r/>
     </w:p>
@@ -1754,7 +1754,7 @@
           <w:i/>
           <w:color w:val="475569"/>
         </w:rPr>
-        <w:t>*Box storage allows contract-state verification. Third-party smart contracts on Algorand can directly inspect signal attestations via `box_get` without needing off-chain indexers.*</w:t>
+        <w:t>*The orchestrator calls the Algorand Indexer (`lookupTransactionByID`) to verify each payment is confirmed on-chain, sent to the correct recipient, for the correct amount and asset, with replay-attack prevention. A SHA-256 attestation digest (`sha256(token:score:verdict:txId:timestamp)`) is generated per signal and returned in the receipt for independent auditability.*</w:t>
       </w:r>
     </w:p>
     <w:p>

--- a/docs/PITCH_DECK.docx
+++ b/docs/PITCH_DECK.docx
@@ -303,10 +303,21 @@
         <w:rPr>
           <w:b/>
         </w:rPr>
-        <w:t>On-Chain Smart Contract:</w:t>
+        <w:t>Cryptographic Attestation:</w:t>
       </w:r>
       <w:r>
-        <w:t xml:space="preserve"> PyTeal ARC-4 Signal Attestation Contract (</w:t>
+        <w:t xml:space="preserve"> SHA-256 signal attestation digest (</w:t>
+      </w:r>
+      <w:r>
+        <w:rPr>
+          <w:rFonts w:ascii="Consolas" w:hAnsi="Consolas"/>
+          <w:color w:val="0284C7"/>
+          <w:sz w:val="19"/>
+        </w:rPr>
+        <w:t>sha256(token:score:verdict:txId:timestamp)</w:t>
+      </w:r>
+      <w:r>
+        <w:t>) returned per execution for independent verifiability. PyTeal Box Storage contract (</w:t>
       </w:r>
       <w:r>
         <w:rPr>
@@ -317,18 +328,7 @@
         <w:t>contracts/signal_attestation.py</w:t>
       </w:r>
       <w:r>
-        <w:t>) issuing SHA-256 Box Storage Hashes (</w:t>
-      </w:r>
-      <w:r>
-        <w:rPr>
-          <w:rFonts w:ascii="Consolas" w:hAnsi="Consolas"/>
-          <w:color w:val="0284C7"/>
-          <w:sz w:val="19"/>
-        </w:rPr>
-        <w:t>sha256(token:score:verdict:txId:timestamp)</w:t>
-      </w:r>
-      <w:r>
-        <w:t>).</w:t>
+        <w:t>) prepared for mainnet deployment.</w:t>
       </w:r>
     </w:p>
     <w:p>
@@ -482,7 +482,7 @@
               <w:rPr>
                 <w:sz w:val="20"/>
               </w:rPr>
-              <w:t>**Immutable Box Storage Attestation:** Every fused signal produces an ARC-4 Box Storage hash on Algorand Testnet.</w:t>
+              <w:t>**Cryptographic Attestation:** Every fused signal produces a SHA-256 attestation digest tied to the payment transaction, returned in the on-chain receipt for independent verification.</w:t>
             </w:r>
           </w:p>
         </w:tc>
@@ -985,23 +985,21 @@
         <w:br/>
         <w:t xml:space="preserve">                         ┌───────────┐   ┌───────────────────────────┐</w:t>
         <w:br/>
-        <w:t xml:space="preserve">                         │ HTTP 502  │   │ HTTP 402 Challenge        │</w:t>
+        <w:t xml:space="preserve">                         │ HTTP 502  │   │ Lute Wallet Signs $0.007  │</w:t>
         <w:br/>
-        <w:t xml:space="preserve">                         │ Zero Fee  │   │ Lute Wallet Signs $0.007  │</w:t>
+        <w:t xml:space="preserve">                         │ Zero Fee  │   └─────────────┬─────────────┘</w:t>
         <w:br/>
-        <w:t xml:space="preserve">                         └───────────┘   └─────────────┬─────────────┘</w:t>
-        <w:br/>
-        <w:t xml:space="preserve">                                                       │</w:t>
+        <w:t xml:space="preserve">                         └───────────┘                 │</w:t>
         <w:br/>
         <w:t xml:space="preserve">                                                       ▼</w:t>
         <w:br/>
-        <w:t xml:space="preserve">                                         ┌───────────────────────────┐</w:t>
+        <w:t xml:space="preserve">                                          ┌───────────────────────────┐</w:t>
         <w:br/>
-        <w:t xml:space="preserve">                                         │ ⛓️ Algorand Box Storage   │</w:t>
+        <w:t xml:space="preserve">                                          │ 🔐 SHA-256 Attestation    │</w:t>
         <w:br/>
-        <w:t xml:space="preserve">                                         │ SHA-256 Attestation Hash  │</w:t>
+        <w:t xml:space="preserve">                                          │ Cryptographic Digest      │</w:t>
         <w:br/>
-        <w:t xml:space="preserve">                                         └───────────────────────────┘</w:t>
+        <w:t xml:space="preserve">                                          └───────────────────────────┘</w:t>
       </w:r>
     </w:p>
     <w:p>
